--- a/proposal/Module_14_Capstone_Proposal_Pruned_Evidence_Gate_Ravi_Bajaj.docx
+++ b/proposal/Module_14_Capstone_Proposal_Pruned_Evidence_Gate_Ravi_Bajaj.docx
@@ -87,7 +87,7 @@
         <w:rPr>
           <w:rFonts w:ascii="Calibri" w:hAnsi="Calibri"/>
         </w:rPr>
-        <w:t>Compared with ungated LLM alert text, a three-gate controller will reduce evidence overclaiming while tracking inappropriate denial. The supported claim is construct validity, not clinical utility: Stage 1 tests whether the gate enforces the intended evidence grammar on synthetic cases.</w:t>
+        <w:t>Compared with ungated LLM alert text, a three-gate controller should reduce evidence overclaiming while tracking inappropriate denial in a future independent evaluation. The supported Stage 1 claim is narrower: the implementation follows its intended evidence grammar on author-designed synthetic archetypes.</w:t>
       </w:r>
     </w:p>
     <w:p>
@@ -131,7 +131,7 @@
         <w:rPr>
           <w:rFonts w:ascii="Calibri" w:hAnsi="Calibri"/>
         </w:rPr>
-        <w:t>Stage 1: 30 synthetic cases with expected decisions; executable controller reports overclaim detection, specificity for aligned alerts, inappropriate denial, Brier score, and error categories.</w:t>
+        <w:t>Stage 1: 30 author-designed synthetic cases with expected decisions; executable controller reports specification conformance, designed overclaim archetypes blocked, bounded alerts allowed, inappropriate denial, and error categories.</w:t>
       </w:r>
     </w:p>
     <w:p>
@@ -307,18 +307,8 @@
             <w:vAlign w:val="center"/>
           </w:tcPr>
           <w:p>
-            <w:pPr>
-              <w:spacing w:after="0"/>
-            </w:pPr>
-            <w:r/>
             <w:r>
-              <w:rPr>
-                <w:rFonts w:ascii="Calibri" w:hAnsi="Calibri"/>
-                <w:b w:val="0"/>
-                <w:color w:val="000000"/>
-                <w:sz w:val="19"/>
-              </w:rPr>
-              <w:t>Ungated overclaim rate</w:t>
+              <w:t>Author-designed overclaim share</w:t>
             </w:r>
           </w:p>
         </w:tc>
@@ -328,18 +318,8 @@
             <w:vAlign w:val="center"/>
           </w:tcPr>
           <w:p>
-            <w:pPr>
-              <w:spacing w:after="0"/>
-            </w:pPr>
-            <w:r/>
             <w:r>
-              <w:rPr>
-                <w:rFonts w:ascii="Calibri" w:hAnsi="Calibri"/>
-                <w:b w:val="0"/>
-                <w:color w:val="000000"/>
-                <w:sz w:val="19"/>
-              </w:rPr>
-              <w:t>0.67</w:t>
+              <w:t>20/30</w:t>
             </w:r>
           </w:p>
         </w:tc>
@@ -349,18 +329,8 @@
             <w:vAlign w:val="center"/>
           </w:tcPr>
           <w:p>
-            <w:pPr>
-              <w:spacing w:after="0"/>
-            </w:pPr>
-            <w:r/>
             <w:r>
-              <w:rPr>
-                <w:rFonts w:ascii="Calibri" w:hAnsi="Calibri"/>
-                <w:b w:val="0"/>
-                <w:color w:val="000000"/>
-                <w:sz w:val="19"/>
-              </w:rPr>
-              <w:t>How often the draft claim is intentionally too strong.</w:t>
+              <w:t>Stress-test coverage, not a measured clinical base rate.</w:t>
             </w:r>
           </w:p>
         </w:tc>
@@ -372,18 +342,8 @@
             <w:vAlign w:val="center"/>
           </w:tcPr>
           <w:p>
-            <w:pPr>
-              <w:spacing w:after="0"/>
-            </w:pPr>
-            <w:r/>
             <w:r>
-              <w:rPr>
-                <w:rFonts w:ascii="Calibri" w:hAnsi="Calibri"/>
-                <w:b w:val="0"/>
-                <w:color w:val="000000"/>
-                <w:sz w:val="19"/>
-              </w:rPr>
-              <w:t>Gated remaining overclaim</w:t>
+              <w:t>Remaining after gate</w:t>
             </w:r>
           </w:p>
         </w:tc>
@@ -393,18 +353,8 @@
             <w:vAlign w:val="center"/>
           </w:tcPr>
           <w:p>
-            <w:pPr>
-              <w:spacing w:after="0"/>
-            </w:pPr>
-            <w:r/>
             <w:r>
-              <w:rPr>
-                <w:rFonts w:ascii="Calibri" w:hAnsi="Calibri"/>
-                <w:b w:val="0"/>
-                <w:color w:val="000000"/>
-                <w:sz w:val="19"/>
-              </w:rPr>
-              <w:t>0.00</w:t>
+              <w:t>0/30</w:t>
             </w:r>
           </w:p>
         </w:tc>
@@ -414,18 +364,8 @@
             <w:vAlign w:val="center"/>
           </w:tcPr>
           <w:p>
-            <w:pPr>
-              <w:spacing w:after="0"/>
-            </w:pPr>
-            <w:r/>
             <w:r>
-              <w:rPr>
-                <w:rFonts w:ascii="Calibri" w:hAnsi="Calibri"/>
-                <w:b w:val="0"/>
-                <w:color w:val="000000"/>
-                <w:sz w:val="19"/>
-              </w:rPr>
-              <w:t>Construct-validity check, not clinical safety.</w:t>
+              <w:t>Specification-conformance check, not clinical safety.</w:t>
             </w:r>
           </w:p>
         </w:tc>
@@ -437,18 +377,8 @@
             <w:vAlign w:val="center"/>
           </w:tcPr>
           <w:p>
-            <w:pPr>
-              <w:spacing w:after="0"/>
-            </w:pPr>
-            <w:r/>
             <w:r>
-              <w:rPr>
-                <w:rFonts w:ascii="Calibri" w:hAnsi="Calibri"/>
-                <w:b w:val="0"/>
-                <w:color w:val="000000"/>
-                <w:sz w:val="19"/>
-              </w:rPr>
-              <w:t>Sensitivity / specificity</w:t>
+              <w:t>Overclaim archetypes blocked / bounded alerts allowed</w:t>
             </w:r>
           </w:p>
         </w:tc>
@@ -458,18 +388,8 @@
             <w:vAlign w:val="center"/>
           </w:tcPr>
           <w:p>
-            <w:pPr>
-              <w:spacing w:after="0"/>
-            </w:pPr>
-            <w:r/>
             <w:r>
-              <w:rPr>
-                <w:rFonts w:ascii="Calibri" w:hAnsi="Calibri"/>
-                <w:b w:val="0"/>
-                <w:color w:val="000000"/>
-                <w:sz w:val="19"/>
-              </w:rPr>
-              <w:t>1.00 / 1.00</w:t>
+              <w:t>20/20; 10/10</w:t>
             </w:r>
           </w:p>
         </w:tc>
@@ -479,18 +399,8 @@
             <w:vAlign w:val="center"/>
           </w:tcPr>
           <w:p>
-            <w:pPr>
-              <w:spacing w:after="0"/>
-            </w:pPr>
-            <w:r/>
             <w:r>
-              <w:rPr>
-                <w:rFonts w:ascii="Calibri" w:hAnsi="Calibri"/>
-                <w:b w:val="0"/>
-                <w:color w:val="000000"/>
-                <w:sz w:val="19"/>
-              </w:rPr>
-              <w:t>Gate detects overclaims while allowing aligned alerts.</w:t>
+              <w:t>Conformance counts, not independent accuracy.</w:t>
             </w:r>
           </w:p>
         </w:tc>

--- a/proposal/Module_14_Capstone_Proposal_Pruned_Evidence_Gate_Ravi_Bajaj.docx
+++ b/proposal/Module_14_Capstone_Proposal_Pruned_Evidence_Gate_Ravi_Bajaj.docx
@@ -87,7 +87,7 @@
         <w:rPr>
           <w:rFonts w:ascii="Calibri" w:hAnsi="Calibri"/>
         </w:rPr>
-        <w:t>Compared with ungated LLM alert text, a three-gate controller should reduce evidence overclaiming while tracking inappropriate denial in a future independent evaluation. The supported Stage 1 claim is narrower: the implementation follows its intended evidence grammar on author-designed synthetic archetypes.</w:t>
+        <w:t>Compared with ungated LLM alert text, a three-gate controller should reduce evidence overclaiming while tracking inappropriate denial in a future independent evaluation. The supported Stage 1 claim is narrower: the implementation follows its intended action grammar on author-designed synthetic archetypes, while also exposing two primary-gate precedence mismatches.</w:t>
       </w:r>
     </w:p>
     <w:p>
@@ -131,7 +131,7 @@
         <w:rPr>
           <w:rFonts w:ascii="Calibri" w:hAnsi="Calibri"/>
         </w:rPr>
-        <w:t>Stage 1: 30 author-designed synthetic cases with expected decisions; executable controller reports specification conformance, designed overclaim archetypes blocked, bounded alerts allowed, inappropriate denial, and error categories.</w:t>
+        <w:t>Stage 1: 30 author-designed synthetic cases with expected decisions; executable controller reports action conformance, primary-gate conformance, designed overclaim archetypes blocked, bounded alerts allowed, inappropriate denial, and gate-precedence error categories. Stage 1 consumes structured evidence annotations only; free-text extraction is out of scope.</w:t>
       </w:r>
     </w:p>
     <w:p>
@@ -343,7 +343,7 @@
           </w:tcPr>
           <w:p>
             <w:r>
-              <w:t>Remaining after gate</w:t>
+              <w:t>Overclaim archetypes allowed unchanged</w:t>
             </w:r>
           </w:p>
         </w:tc>
@@ -354,7 +354,7 @@
           </w:tcPr>
           <w:p>
             <w:r>
-              <w:t>0/30</w:t>
+              <w:t>0/20</w:t>
             </w:r>
           </w:p>
         </w:tc>
@@ -365,7 +365,7 @@
           </w:tcPr>
           <w:p>
             <w:r>
-              <w:t>Specification-conformance check, not clinical safety.</w:t>
+              <w:t>Derived from overclaim cases that reached allow unchanged.</w:t>
             </w:r>
           </w:p>
         </w:tc>
@@ -378,7 +378,7 @@
           </w:tcPr>
           <w:p>
             <w:r>
-              <w:t>Overclaim archetypes blocked / bounded alerts allowed</w:t>
+              <w:t>Action / primary-gate conformance</w:t>
             </w:r>
           </w:p>
         </w:tc>
@@ -389,7 +389,7 @@
           </w:tcPr>
           <w:p>
             <w:r>
-              <w:t>20/20; 10/10</w:t>
+              <w:t>30/30; 28/30</w:t>
             </w:r>
           </w:p>
         </w:tc>
@@ -400,7 +400,7 @@
           </w:tcPr>
           <w:p>
             <w:r>
-              <w:t>Conformance counts, not independent accuracy.</w:t>
+              <w:t>PGX19 and PGX24 are gate-precedence mismatches.</w:t>
             </w:r>
           </w:p>
         </w:tc>

--- a/proposal/Module_14_Capstone_Proposal_Pruned_Evidence_Gate_Ravi_Bajaj.docx
+++ b/proposal/Module_14_Capstone_Proposal_Pruned_Evidence_Gate_Ravi_Bajaj.docx
@@ -49,13 +49,12 @@
           <w:rFonts w:ascii="Calibri" w:hAnsi="Calibri"/>
           <w:b/>
         </w:rPr>
-        <w:t>Thesis:</w:t>
+        <w:t>Thesis: This project studies one clinically interpretable workflow: LLM-drafted pharmacogenomic or genomic medication-alert text. The evaluation asks whether a pre-display evidence gate can reduce overclaiming relative to guideline-supported evidence without inappropriately denying bounded, aligned alerts.</w:t>
       </w:r>
       <w:r>
         <w:rPr>
           <w:rFonts w:ascii="Calibri" w:hAnsi="Calibri"/>
         </w:rPr>
-        <w:t xml:space="preserve"> The capstone is now deliberately pruned. It studies one clinically interpretable workflow: LLM-drafted pharmacogenomic or genomic medication-alert text. The evaluation asks whether a pre-display evidence gate reduces overclaiming relative to guideline-supported evidence without inappropriately denying bounded, aligned alerts.</w:t>
       </w:r>
     </w:p>
     <w:p>
@@ -116,10 +115,7 @@
         <w:spacing w:after="60"/>
       </w:pPr>
       <w:r>
-        <w:rPr>
-          <w:rFonts w:ascii="Calibri" w:hAnsi="Calibri"/>
-        </w:rPr>
-        <w:t>Gates: endpoint/actionability, population fit, and citation/guideline support.</w:t>
+        <w:t>Gates: citation/guideline support, population fit, and endpoint/actionability.</w:t>
       </w:r>
     </w:p>
     <w:p>
@@ -489,7 +485,56 @@
         <w:rPr>
           <w:rFonts w:ascii="Calibri" w:hAnsi="Calibri"/>
         </w:rPr>
-        <w:t>The contribution is a submission-ready narrowing move: instead of presenting a universal assurance theory, the paper proposes a small auditable benchmark for a recurrent clinical workflow. This directly answers the critique that the prior package was broad without a single causal chain.</w:t>
+        <w:t>The contribution is valuable because pharmacogenomic alerts sit at the intersection of real guideline support, population transport, citation validity, and high-stakes medication decisions. A small auditable gate can turn an abstract concern about LLM overclaiming into a concrete evaluation plan for one recurrent clinical workflow.</w:t>
+      </w:r>
+    </w:p>
+    <w:p>
+      <w:pPr>
+        <w:pStyle w:val="Heading1"/>
+      </w:pPr>
+      <w:r/>
+      <w:r>
+        <w:t>Background Papers and Standards</w:t>
+      </w:r>
+    </w:p>
+    <w:p>
+      <w:pPr>
+        <w:pStyle w:val="ListBullet"/>
+      </w:pPr>
+      <w:r>
+        <w:t>Byrne, Domenico, and Moore (2024), Artificial intelligence for improved patient outcomes.</w:t>
+      </w:r>
+    </w:p>
+    <w:p>
+      <w:pPr>
+        <w:pStyle w:val="ListBullet"/>
+      </w:pPr>
+      <w:r>
+        <w:t>Stegenga (2018), Medical Nihilism.</w:t>
+      </w:r>
+    </w:p>
+    <w:p>
+      <w:pPr>
+        <w:pStyle w:val="ListBullet"/>
+      </w:pPr>
+      <w:r>
+        <w:t>FDA-NIH BEST Resource, endpoint and surrogate endpoint definitions.</w:t>
+      </w:r>
+    </w:p>
+    <w:p>
+      <w:pPr>
+        <w:pStyle w:val="ListBullet"/>
+      </w:pPr>
+      <w:r>
+        <w:t>CPIC CYP2C19-clopidogrel 2022 update.</w:t>
+      </w:r>
+    </w:p>
+    <w:p>
+      <w:pPr>
+        <w:pStyle w:val="ListBullet"/>
+      </w:pPr>
+      <w:r>
+        <w:t>CPIC DPYD-fluoropyrimidines guideline update.</w:t>
       </w:r>
     </w:p>
     <w:p>
@@ -497,241 +542,39 @@
         <w:pStyle w:val="Heading1"/>
       </w:pPr>
       <w:r>
-        <w:t>Selected Sources</w:t>
+        <w:t>Guideline and Data Resources</w:t>
       </w:r>
     </w:p>
     <w:p>
       <w:pPr>
         <w:pStyle w:val="ListBullet"/>
-        <w:spacing w:after="40"/>
       </w:pPr>
       <w:r>
-        <w:rPr>
-          <w:rFonts w:ascii="Calibri" w:hAnsi="Calibri"/>
-          <w:sz w:val="18"/>
-        </w:rPr>
-        <w:t>ML4H 2026 home. https://ml4h.ahli.cc/</w:t>
+        <w:t>ML4H 2026 Call for Participation and Writing Guidelines.</w:t>
       </w:r>
     </w:p>
     <w:p>
       <w:pPr>
         <w:pStyle w:val="ListBullet"/>
-        <w:spacing w:after="40"/>
       </w:pPr>
       <w:r>
-        <w:rPr>
-          <w:rFonts w:ascii="Calibri" w:hAnsi="Calibri"/>
-          <w:sz w:val="18"/>
-        </w:rPr>
-        <w:t>ML4H 2026 call for participation. https://ml4h.ahli.cc/submit/call-for-papers/</w:t>
+        <w:t>CPIC/ClinPGx pharmacogenomic guideline pages.</w:t>
       </w:r>
     </w:p>
     <w:p>
       <w:pPr>
         <w:pStyle w:val="ListBullet"/>
-        <w:spacing w:after="40"/>
       </w:pPr>
       <w:r>
-        <w:rPr>
-          <w:rFonts w:ascii="Calibri" w:hAnsi="Calibri"/>
-          <w:sz w:val="18"/>
-        </w:rPr>
-        <w:t>Byrne, D. W., Domenico, H. J., &amp; Moore, R. P. (2024). Artificial intelligence for improved patient outcomes: The pragmatic randomized controlled trial is the secret sauce.. https://kjronline.org/DOIx.php?id=10.3348%2Fkjr.2023.1016</w:t>
+        <w:t>ClinVar and gnomAD for variant/resource context.</w:t>
       </w:r>
     </w:p>
     <w:p>
       <w:pPr>
         <w:pStyle w:val="ListBullet"/>
-        <w:spacing w:after="40"/>
       </w:pPr>
       <w:r>
-        <w:rPr>
-          <w:rFonts w:ascii="Calibri" w:hAnsi="Calibri"/>
-          <w:sz w:val="18"/>
-        </w:rPr>
-        <w:t>Stegenga, J. (2018). Medical Nihilism. Oxford University Press.. https://global.oup.com/academic/product/medical-nihilism-9780198747048</w:t>
-      </w:r>
-    </w:p>
-    <w:p>
-      <w:pPr>
-        <w:pStyle w:val="ListBullet"/>
-        <w:spacing w:after="40"/>
-      </w:pPr>
-      <w:r>
-        <w:rPr>
-          <w:rFonts w:ascii="Calibri" w:hAnsi="Calibri"/>
-          <w:sz w:val="18"/>
-        </w:rPr>
-        <w:t>FDA-NIH BEST Resource. https://www.ncbi.nlm.nih.gov/books/NBK326791/</w:t>
-      </w:r>
-    </w:p>
-    <w:p>
-      <w:pPr>
-        <w:pStyle w:val="ListBullet"/>
-        <w:spacing w:after="40"/>
-      </w:pPr>
-      <w:r>
-        <w:rPr>
-          <w:rFonts w:ascii="Calibri" w:hAnsi="Calibri"/>
-          <w:sz w:val="18"/>
-        </w:rPr>
-        <w:t>CPIC guidelines overview. https://cpicpgx.org/guidelines/</w:t>
-      </w:r>
-    </w:p>
-    <w:p>
-      <w:pPr>
-        <w:pStyle w:val="ListBullet"/>
-        <w:spacing w:after="40"/>
-      </w:pPr>
-      <w:r>
-        <w:rPr>
-          <w:rFonts w:ascii="Calibri" w:hAnsi="Calibri"/>
-          <w:sz w:val="18"/>
-        </w:rPr>
-        <w:t>ClinPGx CPIC CYP2C19-clopidogrel guideline. https://www.clinpgx.org/guideline/PA166251443</w:t>
-      </w:r>
-    </w:p>
-    <w:p>
-      <w:pPr>
-        <w:pStyle w:val="ListBullet"/>
-        <w:spacing w:after="40"/>
-      </w:pPr>
-      <w:r>
-        <w:rPr>
-          <w:rFonts w:ascii="Calibri" w:hAnsi="Calibri"/>
-          <w:sz w:val="18"/>
-        </w:rPr>
-        <w:t>CPIC CYP2C19-clopidogrel 2022 update. https://pmc.ncbi.nlm.nih.gov/articles/PMC9287492/</w:t>
-      </w:r>
-    </w:p>
-    <w:p>
-      <w:pPr>
-        <w:pStyle w:val="ListBullet"/>
-        <w:spacing w:after="40"/>
-      </w:pPr>
-      <w:r>
-        <w:rPr>
-          <w:rFonts w:ascii="Calibri" w:hAnsi="Calibri"/>
-          <w:sz w:val="18"/>
-        </w:rPr>
-        <w:t>CPIC DPYD-fluoropyrimidines guideline. https://www.clinpgx.org/guideline/PA166251462</w:t>
-      </w:r>
-    </w:p>
-    <w:p>
-      <w:pPr>
-        <w:pStyle w:val="ListBullet"/>
-        <w:spacing w:after="40"/>
-      </w:pPr>
-      <w:r>
-        <w:rPr>
-          <w:rFonts w:ascii="Calibri" w:hAnsi="Calibri"/>
-          <w:sz w:val="18"/>
-        </w:rPr>
-        <w:t>CPIC DPYD-fluoropyrimidines update. https://pmc.ncbi.nlm.nih.gov/articles/PMC5760397/</w:t>
-      </w:r>
-    </w:p>
-    <w:p>
-      <w:pPr>
-        <w:pStyle w:val="ListBullet"/>
-        <w:spacing w:after="40"/>
-      </w:pPr>
-      <w:r>
-        <w:rPr>
-          <w:rFonts w:ascii="Calibri" w:hAnsi="Calibri"/>
-          <w:sz w:val="18"/>
-        </w:rPr>
-        <w:t>CPIC TPMT/NUDT15-thiopurines update. https://pmc.ncbi.nlm.nih.gov/articles/PMC12997511/</w:t>
-      </w:r>
-    </w:p>
-    <w:p>
-      <w:pPr>
-        <w:pStyle w:val="ListBullet"/>
-        <w:spacing w:after="40"/>
-      </w:pPr>
-      <w:r>
-        <w:rPr>
-          <w:rFonts w:ascii="Calibri" w:hAnsi="Calibri"/>
-          <w:sz w:val="18"/>
-        </w:rPr>
-        <w:t>ClinPGx HLA-B-abacavir guideline. https://www.clinpgx.org/guideline/PA166251444</w:t>
-      </w:r>
-    </w:p>
-    <w:p>
-      <w:pPr>
-        <w:pStyle w:val="ListBullet"/>
-        <w:spacing w:after="40"/>
-      </w:pPr>
-      <w:r>
-        <w:rPr>
-          <w:rFonts w:ascii="Calibri" w:hAnsi="Calibri"/>
-          <w:sz w:val="18"/>
-        </w:rPr>
-        <w:t>ClinPGx HLA-A/HLA-B-carbamazepine guideline. https://www.clinpgx.org/guideline/PA166251448</w:t>
-      </w:r>
-    </w:p>
-    <w:p>
-      <w:pPr>
-        <w:pStyle w:val="ListBullet"/>
-        <w:spacing w:after="40"/>
-      </w:pPr>
-      <w:r>
-        <w:rPr>
-          <w:rFonts w:ascii="Calibri" w:hAnsi="Calibri"/>
-          <w:sz w:val="18"/>
-        </w:rPr>
-        <w:t>ClinVar. https://www.ncbi.nlm.nih.gov/clinvar/</w:t>
-      </w:r>
-    </w:p>
-    <w:p>
-      <w:pPr>
-        <w:pStyle w:val="ListBullet"/>
-        <w:spacing w:after="40"/>
-      </w:pPr>
-      <w:r>
-        <w:rPr>
-          <w:rFonts w:ascii="Calibri" w:hAnsi="Calibri"/>
-          <w:sz w:val="18"/>
-        </w:rPr>
-        <w:t>gnomAD. https://gnomad.broadinstitute.org/</w:t>
-      </w:r>
-    </w:p>
-    <w:p>
-      <w:pPr>
-        <w:pStyle w:val="ListBullet"/>
-        <w:spacing w:after="40"/>
-      </w:pPr>
-      <w:r>
-        <w:rPr>
-          <w:rFonts w:ascii="Calibri" w:hAnsi="Calibri"/>
-          <w:sz w:val="18"/>
-        </w:rPr>
-        <w:t>All of Us Research Program. https://allofus.nih.gov/</w:t>
-      </w:r>
-    </w:p>
-    <w:p>
-      <w:pPr>
-        <w:pStyle w:val="ListBullet"/>
-        <w:spacing w:after="40"/>
-      </w:pPr>
-      <w:r>
-        <w:rPr>
-          <w:rFonts w:ascii="Calibri" w:hAnsi="Calibri"/>
-          <w:sz w:val="18"/>
-        </w:rPr>
-        <w:t>Genome India project. https://genomeindia.in/</w:t>
-      </w:r>
-    </w:p>
-    <w:p>
-      <w:pPr>
-        <w:pStyle w:val="ListBullet"/>
-        <w:spacing w:after="40"/>
-      </w:pPr>
-      <w:r>
-        <w:rPr>
-          <w:rFonts w:ascii="Calibri" w:hAnsi="Calibri"/>
-          <w:sz w:val="18"/>
-        </w:rPr>
-        <w:t>Psifas / Mosaic. https://partnership.psifas.org.il/</w:t>
+        <w:t>All of Us, Genome India, and Psifas/Mosaic as population-fit examples.</w:t>
       </w:r>
     </w:p>
     <w:sectPr>

--- a/proposal/Module_14_Capstone_Proposal_Pruned_Evidence_Gate_Ravi_Bajaj.docx
+++ b/proposal/Module_14_Capstone_Proposal_Pruned_Evidence_Gate_Ravi_Bajaj.docx
@@ -124,10 +124,7 @@
         <w:spacing w:after="60"/>
       </w:pPr>
       <w:r>
-        <w:rPr>
-          <w:rFonts w:ascii="Calibri" w:hAnsi="Calibri"/>
-        </w:rPr>
-        <w:t>Stage 1: 30 author-designed synthetic cases with expected decisions; executable controller reports action conformance, primary-gate conformance, designed overclaim archetypes blocked, bounded alerts allowed, inappropriate denial, and gate-precedence error categories. Stage 1 consumes structured evidence annotations only; free-text extraction is out of scope.</w:t>
+        <w:t>Stage 1: 33 author-designed synthetic cases with expected decisions; executable controller reports action conformance, primary-gate conformance, designed overclaim archetypes blocked, bounded alerts allowed, inappropriate denial, one-gate ablation, and gate-precedence error categories. Stage 1 consumes structured evidence annotations only; free-text extraction is out of scope.</w:t>
       </w:r>
     </w:p>
     <w:p>
@@ -259,18 +256,8 @@
             <w:vAlign w:val="center"/>
           </w:tcPr>
           <w:p>
-            <w:pPr>
-              <w:spacing w:after="0"/>
-            </w:pPr>
-            <w:r/>
             <w:r>
-              <w:rPr>
-                <w:rFonts w:ascii="Calibri" w:hAnsi="Calibri"/>
-                <w:b w:val="0"/>
-                <w:color w:val="000000"/>
-                <w:sz w:val="19"/>
-              </w:rPr>
-              <w:t>30</w:t>
+              <w:t>33</w:t>
             </w:r>
           </w:p>
         </w:tc>
@@ -280,18 +267,8 @@
             <w:vAlign w:val="center"/>
           </w:tcPr>
           <w:p>
-            <w:pPr>
-              <w:spacing w:after="0"/>
-            </w:pPr>
-            <w:r/>
             <w:r>
-              <w:rPr>
-                <w:rFonts w:ascii="Calibri" w:hAnsi="Calibri"/>
-                <w:b w:val="0"/>
-                <w:color w:val="000000"/>
-                <w:sz w:val="19"/>
-              </w:rPr>
-              <w:t>Synthetic case bank for the pruned workflow.</w:t>
+              <w:t>Synthetic case bank for the pruned workflow, including three isolating gate cases.</w:t>
             </w:r>
           </w:p>
         </w:tc>
@@ -315,7 +292,7 @@
           </w:tcPr>
           <w:p>
             <w:r>
-              <w:t>20/30</w:t>
+              <w:t>23/33</w:t>
             </w:r>
           </w:p>
         </w:tc>
@@ -350,7 +327,7 @@
           </w:tcPr>
           <w:p>
             <w:r>
-              <w:t>0/20</w:t>
+              <w:t>0/23</w:t>
             </w:r>
           </w:p>
         </w:tc>
@@ -385,7 +362,7 @@
           </w:tcPr>
           <w:p>
             <w:r>
-              <w:t>30/30; 28/30</w:t>
+              <w:t>33/33; 31/33</w:t>
             </w:r>
           </w:p>
         </w:tc>
@@ -462,6 +439,38 @@
                 <w:sz w:val="19"/>
               </w:rPr>
               <w:t>Count of bounded aligned alerts blocked too strongly.</w:t>
+            </w:r>
+          </w:p>
+        </w:tc>
+      </w:tr>
+      <w:tr>
+        <w:tc>
+          <w:tcPr>
+            <w:tcW w:type="dxa" w:w="2200"/>
+          </w:tcPr>
+          <w:p>
+            <w:r>
+              <w:t>One-gate ablation</w:t>
+            </w:r>
+          </w:p>
+        </w:tc>
+        <w:tc>
+          <w:tcPr>
+            <w:tcW w:type="dxa" w:w="1700"/>
+          </w:tcPr>
+          <w:p>
+            <w:r>
+              <w:t>2, 1, 6</w:t>
+            </w:r>
+          </w:p>
+        </w:tc>
+        <w:tc>
+          <w:tcPr>
+            <w:tcW w:type="dxa" w:w="5460"/>
+          </w:tcPr>
+          <w:p>
+            <w:r>
+              <w:t>Overclaims allowed when disabling citation, population, or endpoint/actionability gates.</w:t>
             </w:r>
           </w:p>
         </w:tc>
